--- a/zht/docx/041.content.docx
+++ b/zht/docx/041.content.docx
@@ -373,18 +373,12 @@
           <w:lang w:val="zh_TW" w:bidi="zh_TW"/>
         </w:rPr>
       </w:r>
-      <w:hyperlink r:id="rId13">
-        <w:r>
-          <w:rPr>
-            <w:lang w:val="zh_TW" w:bidi="zh_TW"/>
-          </w:rPr>
-          <w:rPr>
-            <w:color w:val="0000EE"/>
-            <w:u w:val="single"/>
-          </w:rPr>
-          <w:t>出埃及記40:5–7</w:t>
-        </w:r>
-      </w:hyperlink>
+      <w:r>
+        <w:rPr>
+          <w:lang w:val="zh_TW" w:bidi="zh_TW"/>
+        </w:rPr>
+        <w:t>出埃及記40:5–7</w:t>
+      </w:r>
     </w:p>
     <w:p>
       <w:pPr>
@@ -397,18 +391,12 @@
           <w:lang w:val="zh_TW" w:bidi="zh_TW"/>
         </w:rPr>
       </w:r>
-      <w:hyperlink r:id="rId14">
-        <w:r>
-          <w:rPr>
-            <w:lang w:val="zh_TW" w:bidi="zh_TW"/>
-          </w:rPr>
-          <w:rPr>
-            <w:color w:val="0000EE"/>
-            <w:u w:val="single"/>
-          </w:rPr>
-          <w:t>創世記8:20</w:t>
-        </w:r>
-      </w:hyperlink>
+      <w:r>
+        <w:rPr>
+          <w:lang w:val="zh_TW" w:bidi="zh_TW"/>
+        </w:rPr>
+        <w:t>創世記8:20</w:t>
+      </w:r>
     </w:p>
     <w:p>
       <w:pPr>
@@ -421,18 +409,12 @@
           <w:lang w:val="zh_TW" w:bidi="zh_TW"/>
         </w:rPr>
       </w:r>
-      <w:hyperlink r:id="rId15">
-        <w:r>
-          <w:rPr>
-            <w:lang w:val="zh_TW" w:bidi="zh_TW"/>
-          </w:rPr>
-          <w:rPr>
-            <w:color w:val="0000EE"/>
-            <w:u w:val="single"/>
-          </w:rPr>
-          <w:t>創世記22:1–3</w:t>
-        </w:r>
-      </w:hyperlink>
+      <w:r>
+        <w:rPr>
+          <w:lang w:val="zh_TW" w:bidi="zh_TW"/>
+        </w:rPr>
+        <w:t>創世記22:1–3</w:t>
+      </w:r>
     </w:p>
     <w:p>
       <w:pPr>
@@ -445,18 +427,12 @@
           <w:lang w:val="zh_TW" w:bidi="zh_TW"/>
         </w:rPr>
       </w:r>
-      <w:hyperlink r:id="rId16">
-        <w:r>
-          <w:rPr>
-            <w:lang w:val="zh_TW" w:bidi="zh_TW"/>
-          </w:rPr>
-          <w:rPr>
-            <w:color w:val="0000EE"/>
-            <w:u w:val="single"/>
-          </w:rPr>
-          <w:t>利未記3:5</w:t>
-        </w:r>
-      </w:hyperlink>
+      <w:r>
+        <w:rPr>
+          <w:lang w:val="zh_TW" w:bidi="zh_TW"/>
+        </w:rPr>
+        <w:t>利未記3:5</w:t>
+      </w:r>
     </w:p>
     <w:p>
       <w:pPr>
@@ -469,18 +445,12 @@
           <w:lang w:val="zh_TW" w:bidi="zh_TW"/>
         </w:rPr>
       </w:r>
-      <w:hyperlink r:id="rId17">
-        <w:r>
-          <w:rPr>
-            <w:lang w:val="zh_TW" w:bidi="zh_TW"/>
-          </w:rPr>
-          <w:rPr>
-            <w:color w:val="0000EE"/>
-            <w:u w:val="single"/>
-          </w:rPr>
-          <w:t>馬可福音12:33</w:t>
-        </w:r>
-      </w:hyperlink>
+      <w:r>
+        <w:rPr>
+          <w:lang w:val="zh_TW" w:bidi="zh_TW"/>
+        </w:rPr>
+        <w:t>馬可福音12:33</w:t>
+      </w:r>
     </w:p>
     <w:p>
       <w:pPr>
@@ -630,18 +600,12 @@
           <w:lang w:val="zh_TW" w:bidi="zh_TW"/>
         </w:rPr>
       </w:r>
-      <w:hyperlink r:id="rId18">
-        <w:r>
-          <w:rPr>
-            <w:lang w:val="zh_TW" w:bidi="zh_TW"/>
-          </w:rPr>
-          <w:rPr>
-            <w:color w:val="0000EE"/>
-            <w:u w:val="single"/>
-          </w:rPr>
-          <w:t>歷代志上28:7</w:t>
-        </w:r>
-      </w:hyperlink>
+      <w:r>
+        <w:rPr>
+          <w:lang w:val="zh_TW" w:bidi="zh_TW"/>
+        </w:rPr>
+        <w:t>歷代志上28:7</w:t>
+      </w:r>
     </w:p>
     <w:p>
       <w:pPr>
@@ -654,18 +618,12 @@
           <w:lang w:val="zh_TW" w:bidi="zh_TW"/>
         </w:rPr>
       </w:r>
-      <w:hyperlink r:id="rId19">
-        <w:r>
-          <w:rPr>
-            <w:lang w:val="zh_TW" w:bidi="zh_TW"/>
-          </w:rPr>
-          <w:rPr>
-            <w:color w:val="0000EE"/>
-            <w:u w:val="single"/>
-          </w:rPr>
-          <w:t>彼得前書2:21–23</w:t>
-        </w:r>
-      </w:hyperlink>
+      <w:r>
+        <w:rPr>
+          <w:lang w:val="zh_TW" w:bidi="zh_TW"/>
+        </w:rPr>
+        <w:t>彼得前書2:21–23</w:t>
+      </w:r>
     </w:p>
     <w:p>
       <w:pPr>
@@ -678,18 +636,12 @@
           <w:lang w:val="zh_TW" w:bidi="zh_TW"/>
         </w:rPr>
       </w:r>
-      <w:hyperlink r:id="rId20">
-        <w:r>
-          <w:rPr>
-            <w:lang w:val="zh_TW" w:bidi="zh_TW"/>
-          </w:rPr>
-          <w:rPr>
-            <w:color w:val="0000EE"/>
-            <w:u w:val="single"/>
-          </w:rPr>
-          <w:t>耶利米書2:12–13</w:t>
-        </w:r>
-      </w:hyperlink>
+      <w:r>
+        <w:rPr>
+          <w:lang w:val="zh_TW" w:bidi="zh_TW"/>
+        </w:rPr>
+        <w:t>耶利米書2:12–13</w:t>
+      </w:r>
     </w:p>
     <w:p>
       <w:pPr>
@@ -702,18 +654,12 @@
           <w:lang w:val="zh_TW" w:bidi="zh_TW"/>
         </w:rPr>
       </w:r>
-      <w:hyperlink r:id="rId21">
-        <w:r>
-          <w:rPr>
-            <w:lang w:val="zh_TW" w:bidi="zh_TW"/>
-          </w:rPr>
-          <w:rPr>
-            <w:color w:val="0000EE"/>
-            <w:u w:val="single"/>
-          </w:rPr>
-          <w:t>馬太福音13:41</w:t>
-        </w:r>
-      </w:hyperlink>
+      <w:r>
+        <w:rPr>
+          <w:lang w:val="zh_TW" w:bidi="zh_TW"/>
+        </w:rPr>
+        <w:t>馬太福音13:41</w:t>
+      </w:r>
     </w:p>
     <w:p>
       <w:pPr>
@@ -726,18 +672,12 @@
           <w:lang w:val="zh_TW" w:bidi="zh_TW"/>
         </w:rPr>
       </w:r>
-      <w:hyperlink r:id="rId22">
-        <w:r>
-          <w:rPr>
-            <w:lang w:val="zh_TW" w:bidi="zh_TW"/>
-          </w:rPr>
-          <w:rPr>
-            <w:color w:val="0000EE"/>
-            <w:u w:val="single"/>
-          </w:rPr>
-          <w:t>詩篇58:2</w:t>
-        </w:r>
-      </w:hyperlink>
+      <w:r>
+        <w:rPr>
+          <w:lang w:val="zh_TW" w:bidi="zh_TW"/>
+        </w:rPr>
+        <w:t>詩篇58:2</w:t>
+      </w:r>
     </w:p>
     <w:p>
       <w:pPr>
